--- a/technical_document/docx/02_troubleshooting/DOC-02-TS-07_Payment_Gateway_Webhook_Storms_and_Double_Posting_Resolution.docx
+++ b/technical_document/docx/02_troubleshooting/DOC-02-TS-07_Payment_Gateway_Webhook_Storms_and_Double_Posting_Resolution.docx
@@ -1568,6 +1568,58 @@
           </w:p>
         </w:tc>
       </w:tr>
+      <w:tr>
+        <w:tc>
+          <w:tcPr>
+            <w:tcW w:type="dxa" w:w="1872"/>
+          </w:tcPr>
+          <w:p>
+            <w:r>
+              <w:t>3.1.0</w:t>
+            </w:r>
+          </w:p>
+        </w:tc>
+        <w:tc>
+          <w:tcPr>
+            <w:tcW w:type="dxa" w:w="1872"/>
+          </w:tcPr>
+          <w:p>
+            <w:r>
+              <w:t>October 2026</w:t>
+            </w:r>
+          </w:p>
+        </w:tc>
+        <w:tc>
+          <w:tcPr>
+            <w:tcW w:type="dxa" w:w="1872"/>
+          </w:tcPr>
+          <w:p>
+            <w:r>
+              <w:t>Independent Forensic Re-audit</w:t>
+            </w:r>
+          </w:p>
+        </w:tc>
+        <w:tc>
+          <w:tcPr>
+            <w:tcW w:type="dxa" w:w="1872"/>
+          </w:tcPr>
+          <w:p>
+            <w:r>
+              <w:t>Factual corrections per audit/docx_forensic_audit_2026-10-08.md</w:t>
+            </w:r>
+          </w:p>
+        </w:tc>
+        <w:tc>
+          <w:tcPr>
+            <w:tcW w:type="dxa" w:w="1872"/>
+          </w:tcPr>
+          <w:p>
+            <w:r>
+              <w:t>Applied</w:t>
+            </w:r>
+          </w:p>
+        </w:tc>
+      </w:tr>
     </w:tbl>
     <w:p>
       <w:pPr>
@@ -1951,7 +2003,7 @@
           <w:color w:val="003366"/>
           <w:sz w:val="19"/>
         </w:rPr>
-        <w:t xml:space="preserve">2. </w:t>
+        <w:t>2. Verify the HMAC signature (ULMS_RAILS_WEBHOOK_SECRET) and timestamp drift BEFORE any response — reject invalid signatures with 401. If valid and already processed, respond with HTTP 200 OK (so the rail ceases retries) without re-executing ledger posting.</w:t>
       </w:r>
       <w:r>
         <w:rPr>
@@ -1959,7 +2011,6 @@
           <w:color w:val="2D3748"/>
           <w:sz w:val="19"/>
         </w:rPr>
-        <w:t>If already processed, immediately responds with HTTP 200 OK (so the rail ceases retries) without re-executing ledger posting.</w:t>
       </w:r>
     </w:p>
     <w:p>
@@ -2156,7 +2207,7 @@
           <w:color w:val="801515"/>
           <w:sz w:val="18"/>
         </w:rPr>
-        <w:t>UPDATE ulms.loan SET locked = true WHERE id = :id</w:t>
+        <w:t>-- no locked column on ulms.loan; serialize via SELECT ... FOR UPDATE on the loan row plus the idempotency_key table</w:t>
       </w:r>
       <w:r>
         <w:rPr>
@@ -2345,6 +2396,19 @@
           <w:sz w:val="16"/>
         </w:rPr>
         <w:t>RFC 9457 contract specifications enforcing unique external transaction reference locks.</w:t>
+      </w:r>
+    </w:p>
+    <w:p>
+      <w:r>
+        <w:rPr>
+          <w:b/>
+        </w:rPr>
+        <w:t>Addendum — v3.1.0 corrections (Independent Forensic Re-audit, 8 October 2026)</w:t>
+      </w:r>
+    </w:p>
+    <w:p>
+      <w:r>
+        <w:t>Corrections (v3.1.0): webhook handling now verifies the HMAC signature and timestamp drift before any 200 ACK (the verifier fails closed when ULMS_RAILS_WEBHOOK_SECRET is unset); the nonexistent ulms.loan.locked column replaced with row-level locking via SELECT ... FOR UPDATE + the idempotency_key table. The POST /api/v1/loans/payments/reconcile route cited here is the contract-verified canonical (per the corpus audit GAP-05 alignment).</w:t>
       </w:r>
     </w:p>
     <w:sectPr>
